--- a/tests/fixtures/office-sample.docx
+++ b/tests/fixtures/office-sample.docx
@@ -7,7 +7,7 @@
         <w:pStyle w:val="Heading1"/>
       </w:pPr>
       <w:r>
-        <w:t xml:space="preserve">Rapport de test OUTILIA</w:t>
+        <w:t xml:space="preserve">Rapport de test AVEROPDF</w:t>
       </w:r>
     </w:p>
     <w:p>
@@ -34,12 +34,12 @@
       <w:r>
         <w:t xml:space="preserve"> et un lien : </w:t>
       </w:r>
-      <w:hyperlink w:history="1" r:id="rId2dk81cuwtga_gosnptn3g">
+      <w:hyperlink w:history="1" r:id="rIdpcqsjb9ihxdrdpdwd_1tu">
         <w:r>
           <w:rPr>
             <w:rStyle w:val="Hyperlink"/>
           </w:rPr>
-          <w:t xml:space="preserve">outilia.fr</w:t>
+          <w:t xml:space="preserve">averopdf.fr</w:t>
         </w:r>
       </w:hyperlink>
       <w:r>
